--- a/Science Books/Physics/Volume overview/30 - Neutrinos - The Particles That Refuse to Be Seen.docx
+++ b/Science Books/Physics/Volume overview/30 - Neutrinos - The Particles That Refuse to Be Seen.docx
@@ -117,7 +117,7 @@
         <w:jc w:val="both"/>
       </w:pPr>
       <w:r>
-        <w:t xml:space="preserve">The Sun produces an enormous number of neutrinos. They are born in nuclear reactions in the core. Photons can take a very long time to work their way out of the Sun because they repeatedly interact with matter. Neutrinos are different.</w:t>
+        <w:t>The Sun produces a staggering number of neutrinos. They are born in nuclear reactions in the core. Photons can take a very long time to work their way out of the Sun because they repeatedly interact with matter. Neutrinos are different.</w:t>
       </w:r>
     </w:p>
     <w:p>

--- a/Science Books/Physics/Volume overview/30 - Neutrinos - The Particles That Refuse to Be Seen.docx
+++ b/Science Books/Physics/Volume overview/30 - Neutrinos - The Particles That Refuse to Be Seen.docx
@@ -30,6 +30,19 @@
       </w:pPr>
       <w:r>
         <w:t>Neutrinos - The Particles That Refuse to Be Seen</w:t>
+      </w:r>
+    </w:p>
+    <w:p>
+      <w:pPr>
+        <w:jc w:val="both"/>
+      </w:pPr>
+      <w:r>
+        <w:rPr>
+          <w:b/>
+          <w:i/>
+          <w:color w:val="C00000"/>
+        </w:rPr>
+        <w:t xml:space="preserve">STATUS 2026-10-01 — MERGED, not a separate chapter. This source draft has been fully developed in Physics Vol. 3, Ch. 2, “Neutrinos: The Particles That Refuse to Be Seen” (about 1,800 words). Edit the chapter there. This file is kept unchanged below only as the original draft, so it is not duplicated as a second chapter.</w:t>
       </w:r>
     </w:p>
     <w:p>

--- a/Science Books/Physics/Volume overview/30 - Neutrinos - The Particles That Refuse to Be Seen.docx
+++ b/Science Books/Physics/Volume overview/30 - Neutrinos - The Particles That Refuse to Be Seen.docx
@@ -9,7 +9,7 @@
         <w:jc w:val="center"/>
       </w:pPr>
       <w:r>
-        <w:t>Science for Everyone</w:t>
+        <w:t>Physics, Actually</w:t>
       </w:r>
     </w:p>
     <w:p>
